--- a/Описание.docx
+++ b/Описание.docx
@@ -427,9 +427,7 @@
               <w:t>Н</w:t>
             </w:r>
             <w:r>
-              <w:rPr>
-                <w:rFonts w:ascii="Liberation Serif" w:hAnsi="Liberation Serif"/>
-              </w:rPr>
+              <w:rPr/>
               <w:t>азначения исполнителей (task_assignments)</w:t>
             </w:r>
           </w:p>
@@ -764,8 +762,33 @@
           <w:szCs w:val="24"/>
           <w:lang w:val="ru-RU" w:eastAsia="zh-CN" w:bidi="zxx"/>
         </w:rPr>
-        <w:t xml:space="preserve">Типы задач: development </w:t>
-      </w:r>
+        <w:t>Типы задач: development и incident.</w:t>
+      </w:r>
+    </w:p>
+    <w:p>
+      <w:pPr>
+        <w:pStyle w:val="BodyText"/>
+        <w:widowControl w:val="false"/>
+        <w:numPr>
+          <w:ilvl w:val="0"/>
+          <w:numId w:val="0"/>
+        </w:numPr>
+        <w:tabs>
+          <w:tab w:val="left" w:pos="709" w:leader="none"/>
+        </w:tabs>
+        <w:suppressAutoHyphens w:val="true"/>
+        <w:bidi w:val="0"/>
+        <w:ind w:hanging="0" w:left="426"/>
+        <w:jc w:val="left"/>
+        <w:rPr>
+          <w:rFonts w:ascii="Liberation Serif" w:hAnsi="Liberation Serif" w:eastAsia="NSimSun" w:cs="Arial"/>
+          <w:color w:val="auto"/>
+          <w:kern w:val="0"/>
+          <w:sz w:val="24"/>
+          <w:szCs w:val="24"/>
+          <w:lang w:val="ru-RU" w:eastAsia="zh-CN" w:bidi="zxx"/>
+        </w:rPr>
+      </w:pPr>
       <w:r>
         <w:rPr>
           <w:rFonts w:eastAsia="NSimSun" w:cs="Arial"/>
@@ -775,53 +798,6 @@
           <w:szCs w:val="24"/>
           <w:lang w:val="ru-RU" w:eastAsia="zh-CN" w:bidi="zxx"/>
         </w:rPr>
-        <w:t>и</w:t>
-      </w:r>
-      <w:r>
-        <w:rPr>
-          <w:rFonts w:eastAsia="NSimSun" w:cs="Arial"/>
-          <w:color w:val="auto"/>
-          <w:kern w:val="0"/>
-          <w:sz w:val="24"/>
-          <w:szCs w:val="24"/>
-          <w:lang w:val="ru-RU" w:eastAsia="zh-CN" w:bidi="zxx"/>
-        </w:rPr>
-        <w:t xml:space="preserve"> incident.</w:t>
-      </w:r>
-    </w:p>
-    <w:p>
-      <w:pPr>
-        <w:pStyle w:val="BodyText"/>
-        <w:widowControl w:val="false"/>
-        <w:numPr>
-          <w:ilvl w:val="0"/>
-          <w:numId w:val="0"/>
-        </w:numPr>
-        <w:tabs>
-          <w:tab w:val="left" w:pos="709" w:leader="none"/>
-        </w:tabs>
-        <w:suppressAutoHyphens w:val="true"/>
-        <w:bidi w:val="0"/>
-        <w:ind w:hanging="0" w:left="426"/>
-        <w:jc w:val="left"/>
-        <w:rPr>
-          <w:rFonts w:ascii="Liberation Serif" w:hAnsi="Liberation Serif" w:eastAsia="NSimSun" w:cs="Arial"/>
-          <w:color w:val="auto"/>
-          <w:kern w:val="0"/>
-          <w:sz w:val="24"/>
-          <w:szCs w:val="24"/>
-          <w:lang w:val="ru-RU" w:eastAsia="zh-CN" w:bidi="zxx"/>
-        </w:rPr>
-      </w:pPr>
-      <w:r>
-        <w:rPr>
-          <w:rFonts w:eastAsia="NSimSun" w:cs="Arial"/>
-          <w:color w:val="auto"/>
-          <w:kern w:val="0"/>
-          <w:sz w:val="24"/>
-          <w:szCs w:val="24"/>
-          <w:lang w:val="ru-RU" w:eastAsia="zh-CN" w:bidi="zxx"/>
-        </w:rPr>
       </w:r>
     </w:p>
     <w:p>
@@ -857,21 +833,7 @@
           <w:b w:val="false"/>
           <w:bCs w:val="false"/>
         </w:rPr>
-        <w:t xml:space="preserve">ли </w:t>
-      </w:r>
-      <w:r>
-        <w:rPr>
-          <w:b w:val="false"/>
-          <w:bCs w:val="false"/>
-        </w:rPr>
-        <w:t>часто не укладываются в индивидуальный SLA</w:t>
-      </w:r>
-      <w:r>
-        <w:rPr>
-          <w:b w:val="false"/>
-          <w:bCs w:val="false"/>
-        </w:rPr>
-        <w:t xml:space="preserve"> — срок, выданный конкретному разработчику, QA или release manager на момент назначени</w:t>
+        <w:t>ли часто не укладываются в индивидуальный SLA — срок, выданный конкретному разработчику, QA или release manager на момент назначени</w:t>
       </w:r>
       <w:r>
         <w:rPr/>
@@ -889,19 +851,7 @@
         <w:rPr>
           <w:b/>
         </w:rPr>
-        <w:t xml:space="preserve">Последствия для </w:t>
-      </w:r>
-      <w:r>
-        <w:rPr>
-          <w:b/>
-        </w:rPr>
-        <w:t>организации</w:t>
-      </w:r>
-      <w:r>
-        <w:rPr>
-          <w:b/>
-        </w:rPr>
-        <w:t>:</w:t>
+        <w:t>Последствия для организации:</w:t>
       </w:r>
     </w:p>
     <w:p>
@@ -1260,7 +1210,6 @@
             </w:pPr>
             <w:r>
               <w:rPr>
-                <w:rFonts w:ascii="Liberation Serif" w:hAnsi="Liberation Serif"/>
                 <w:b w:val="false"/>
                 <w:bCs w:val="false"/>
               </w:rPr>
@@ -1316,7 +1265,6 @@
             </w:pPr>
             <w:r>
               <w:rPr>
-                <w:rFonts w:ascii="Liberation Serif" w:hAnsi="Liberation Serif"/>
                 <w:b w:val="false"/>
                 <w:bCs w:val="false"/>
               </w:rPr>
@@ -1372,7 +1320,6 @@
             </w:pPr>
             <w:r>
               <w:rPr>
-                <w:rFonts w:ascii="Liberation Serif" w:hAnsi="Liberation Serif"/>
                 <w:b w:val="false"/>
                 <w:bCs w:val="false"/>
               </w:rPr>
@@ -1429,7 +1376,6 @@
       </w:r>
       <w:r>
         <w:rPr>
-          <w:rFonts w:ascii="Liberation Serif" w:hAnsi="Liberation Serif"/>
           <w:b w:val="false"/>
           <w:bCs w:val="false"/>
         </w:rPr>
@@ -1523,9 +1469,7 @@
               </w:rPr>
             </w:pPr>
             <w:r>
-              <w:rPr>
-                <w:rFonts w:ascii="Liberation Serif" w:hAnsi="Liberation Serif"/>
-              </w:rPr>
+              <w:rPr/>
               <w:t>is_sla_breached = 1</w:t>
             </w:r>
           </w:p>
@@ -1549,22 +1493,17 @@
               </w:rPr>
             </w:pPr>
             <w:r>
+              <w:rPr/>
+              <w:t xml:space="preserve">исполнитель </w:t>
+            </w:r>
+            <w:r>
               <w:rPr>
-                <w:rFonts w:ascii="Liberation Serif" w:hAnsi="Liberation Serif"/>
-              </w:rPr>
-              <w:t xml:space="preserve">исполнитель </w:t>
-            </w:r>
-            <w:r>
-              <w:rPr>
-                <w:rFonts w:ascii="Liberation Serif" w:hAnsi="Liberation Serif"/>
                 <w:b/>
               </w:rPr>
               <w:t>нарушил</w:t>
             </w:r>
             <w:r>
-              <w:rPr>
-                <w:rFonts w:ascii="Liberation Serif" w:hAnsi="Liberation Serif"/>
-              </w:rPr>
+              <w:rPr/>
               <w:t xml:space="preserve"> SLA (завершил позже effective deadline)</w:t>
             </w:r>
           </w:p>
@@ -1590,9 +1529,7 @@
               </w:rPr>
             </w:pPr>
             <w:r>
-              <w:rPr>
-                <w:rFonts w:ascii="Liberation Serif" w:hAnsi="Liberation Serif"/>
-              </w:rPr>
+              <w:rPr/>
               <w:t>is_sla_breached = 0</w:t>
             </w:r>
           </w:p>
@@ -1616,22 +1553,17 @@
               </w:rPr>
             </w:pPr>
             <w:r>
+              <w:rPr/>
+              <w:t xml:space="preserve">исполнитель </w:t>
+            </w:r>
+            <w:r>
               <w:rPr>
-                <w:rFonts w:ascii="Liberation Serif" w:hAnsi="Liberation Serif"/>
-              </w:rPr>
-              <w:t xml:space="preserve">исполнитель </w:t>
-            </w:r>
-            <w:r>
-              <w:rPr>
-                <w:rFonts w:ascii="Liberation Serif" w:hAnsi="Liberation Serif"/>
                 <w:b/>
               </w:rPr>
               <w:t>уложился</w:t>
             </w:r>
             <w:r>
-              <w:rPr>
-                <w:rFonts w:ascii="Liberation Serif" w:hAnsi="Liberation Serif"/>
-              </w:rPr>
+              <w:rPr/>
               <w:t xml:space="preserve"> в SLA</w:t>
             </w:r>
           </w:p>
@@ -1681,9 +1613,7 @@
         </w:rPr>
       </w:pPr>
       <w:r>
-        <w:rPr>
-          <w:rFonts w:ascii="Liberation Serif" w:hAnsi="Liberation Serif"/>
-        </w:rPr>
+        <w:rPr/>
         <w:t>тип задачи (incident / development);</w:t>
       </w:r>
     </w:p>
@@ -1705,9 +1635,7 @@
         </w:rPr>
       </w:pPr>
       <w:r>
-        <w:rPr>
-          <w:rFonts w:ascii="Liberation Serif" w:hAnsi="Liberation Serif"/>
-        </w:rPr>
+        <w:rPr/>
         <w:t>роль исполнителя (qa, backend, release_manager);</w:t>
       </w:r>
     </w:p>
@@ -1729,9 +1657,7 @@
         </w:rPr>
       </w:pPr>
       <w:r>
-        <w:rPr>
-          <w:rFonts w:ascii="Liberation Serif" w:hAnsi="Liberation Serif"/>
-        </w:rPr>
+        <w:rPr/>
         <w:t>срок SLA (allowed_days);</w:t>
       </w:r>
     </w:p>
@@ -1753,9 +1679,7 @@
         </w:rPr>
       </w:pPr>
       <w:r>
-        <w:rPr>
-          <w:rFonts w:ascii="Liberation Serif" w:hAnsi="Liberation Serif"/>
-        </w:rPr>
+        <w:rPr/>
         <w:t>опыт и образование разработчика;</w:t>
       </w:r>
     </w:p>
@@ -1777,9 +1701,7 @@
         </w:rPr>
       </w:pPr>
       <w:r>
-        <w:rPr>
-          <w:rFonts w:ascii="Liberation Serif" w:hAnsi="Liberation Serif"/>
-        </w:rPr>
+        <w:rPr/>
         <w:t>число назначений на задаче (ping-pong);</w:t>
       </w:r>
     </w:p>
@@ -1801,9 +1723,7 @@
         </w:rPr>
       </w:pPr>
       <w:r>
-        <w:rPr>
-          <w:rFonts w:ascii="Liberation Serif" w:hAnsi="Liberation Serif"/>
-        </w:rPr>
+        <w:rPr/>
         <w:t>время в статусе in_discussion;</w:t>
       </w:r>
     </w:p>
@@ -1826,15 +1746,12 @@
       </w:pPr>
       <w:r>
         <w:rPr>
-          <w:rFonts w:ascii="Liberation Serif" w:hAnsi="Liberation Serif"/>
           <w:b/>
         </w:rPr>
         <w:t>заказчик</w:t>
       </w:r>
       <w:r>
-        <w:rPr>
-          <w:rFonts w:ascii="Liberation Serif" w:hAnsi="Liberation Serif"/>
-        </w:rPr>
+        <w:rPr/>
         <w:t xml:space="preserve"> — организация-заказчик (organization_id, organization_name, отрасль industry);</w:t>
       </w:r>
     </w:p>
@@ -1857,15 +1774,12 @@
       </w:pPr>
       <w:r>
         <w:rPr>
-          <w:rFonts w:ascii="Liberation Serif" w:hAnsi="Liberation Serif"/>
           <w:b/>
         </w:rPr>
         <w:t>проект</w:t>
       </w:r>
       <w:r>
-        <w:rPr>
-          <w:rFonts w:ascii="Liberation Serif" w:hAnsi="Liberation Serif"/>
-        </w:rPr>
+        <w:rPr/>
         <w:t xml:space="preserve"> — project_id, code, status, даты проекта (started_at, planned_end_at);</w:t>
       </w:r>
     </w:p>
@@ -1888,38 +1802,32 @@
       </w:pPr>
       <w:r>
         <w:rPr>
+          <w:b/>
+        </w:rPr>
+        <w:t>тематика проекта</w:t>
+      </w:r>
+      <w:r>
+        <w:rPr/>
+        <w:t xml:space="preserve"> — projects.description и при необходимости projects.name.</w:t>
+      </w:r>
+    </w:p>
+    <w:p>
+      <w:pPr>
+        <w:pStyle w:val="BodyText"/>
+        <w:bidi w:val="0"/>
+        <w:jc w:val="left"/>
+        <w:rPr>
           <w:rFonts w:ascii="Liberation Serif" w:hAnsi="Liberation Serif"/>
+        </w:rPr>
+      </w:pPr>
+      <w:r>
+        <w:rPr>
           <w:b/>
         </w:rPr>
-        <w:t>тематика проекта</w:t>
-      </w:r>
-      <w:r>
-        <w:rPr>
-          <w:rFonts w:ascii="Liberation Serif" w:hAnsi="Liberation Serif"/>
-        </w:rPr>
-        <w:t xml:space="preserve"> — projects.description и при необходимости projects.name.</w:t>
-      </w:r>
-    </w:p>
-    <w:p>
-      <w:pPr>
-        <w:pStyle w:val="BodyText"/>
-        <w:bidi w:val="0"/>
-        <w:jc w:val="left"/>
-        <w:rPr>
-          <w:rFonts w:ascii="Liberation Serif" w:hAnsi="Liberation Serif"/>
-        </w:rPr>
-      </w:pPr>
-      <w:r>
-        <w:rPr>
-          <w:rFonts w:ascii="Liberation Serif" w:hAnsi="Liberation Serif"/>
-          <w:b/>
-        </w:rPr>
         <w:t>Слабые / не подтверждены:</w:t>
       </w:r>
       <w:r>
-        <w:rPr>
-          <w:rFonts w:ascii="Liberation Serif" w:hAnsi="Liberation Serif"/>
-        </w:rPr>
+        <w:rPr/>
         <w:t xml:space="preserve"> story_points, has_high_priority, отрасль заказчика.</w:t>
       </w:r>
     </w:p>
@@ -1953,7 +1861,11 @@
       </w:pPr>
       <w:r>
         <w:rPr/>
-        <w:t>8. Краткий вывод</w:t>
+        <w:t>6</w:t>
+      </w:r>
+      <w:r>
+        <w:rPr/>
+        <w:t>. Краткий вывод</w:t>
       </w:r>
     </w:p>
     <w:p>
@@ -1979,15 +1891,7 @@
       </w:r>
       <w:r>
         <w:rPr/>
-        <w:t xml:space="preserve"> </w:t>
-      </w:r>
-      <w:r>
-        <w:rPr/>
-        <w:t>учреждение</w:t>
-      </w:r>
-      <w:r>
-        <w:rPr/>
-        <w:t xml:space="preserve"> ведёт разработку для заказчиков через проекты, спринты и цепочки назначений исполнителей.</w:t>
+        <w:t xml:space="preserve"> учреждение ведёт разработку для заказчиков через проекты, спринты и цепочки назначений исполнителей.</w:t>
       </w:r>
     </w:p>
     <w:p>
@@ -2013,15 +1917,7 @@
       </w:r>
       <w:r>
         <w:rPr/>
-        <w:t xml:space="preserve"> более половины назначений нарушают SLA </w:t>
-      </w:r>
-      <w:r>
-        <w:rPr/>
-        <w:t xml:space="preserve">= </w:t>
-      </w:r>
-      <w:r>
-        <w:rPr/>
-        <w:t>срывы релизов и ping-pong.</w:t>
+        <w:t xml:space="preserve"> более половины назначений нарушают SLA = срывы релизов и ping-pong.</w:t>
       </w:r>
     </w:p>
     <w:p>
@@ -2077,7 +1973,6 @@
       </w:r>
       <w:r>
         <w:rPr>
-          <w:rFonts w:ascii="Liberation Serif" w:hAnsi="Liberation Serif"/>
           <w:b w:val="false"/>
           <w:bCs w:val="false"/>
         </w:rPr>
